--- a/Templates/Банкротство/Включение в РТК/КФХ/Кредиторы/Ликвидируемый/Незалог/Промежуточные/Возврат нет ГП конкурсное.docx
+++ b/Templates/Банкротство/Включение в РТК/КФХ/Кредиторы/Ликвидируемый/Незалог/Промежуточные/Возврат нет ГП конкурсное.docx
@@ -632,7 +632,7 @@
               <w:sz w:val="20"/>
               <w:szCs w:val="20"/>
             </w:rPr>
-            <w:t>*****</w:t>
+            <w:t/>
           </w:r>
         </w:p>
       </w:tc>
